--- a/docs/SRS-Restoran-POS-v1.1.0.docx
+++ b/docs/SRS-Restoran-POS-v1.1.0.docx
@@ -105,7 +105,7 @@
           <w:b/>
           <w:sz w:val="28"/>
         </w:rPr>
-        <w:t>İlhan AVCI</w:t>
+        <w:t>İlhan AVCİ</w:t>
       </w:r>
     </w:p>
     <w:p>
@@ -270,7 +270,7 @@
               <w:rPr>
                 <w:sz w:val="20"/>
               </w:rPr>
-              <w:t>İlhan Avcı</w:t>
+              <w:t>İlhan AVCİ</w:t>
             </w:r>
           </w:p>
         </w:tc>
@@ -324,7 +324,7 @@
               <w:rPr>
                 <w:sz w:val="20"/>
               </w:rPr>
-              <w:t>İlhan Avcı</w:t>
+              <w:t>İlhan AVCİ</w:t>
             </w:r>
           </w:p>
         </w:tc>
@@ -378,7 +378,7 @@
               <w:rPr>
                 <w:sz w:val="20"/>
               </w:rPr>
-              <w:t>İlhan Avcı</w:t>
+              <w:t>İlhan AVCİ</w:t>
             </w:r>
           </w:p>
         </w:tc>
@@ -432,7 +432,7 @@
               <w:rPr>
                 <w:sz w:val="20"/>
               </w:rPr>
-              <w:t>İlhan Avcı</w:t>
+              <w:t>İlhan AVCİ</w:t>
             </w:r>
           </w:p>
         </w:tc>
@@ -9448,7 +9448,7 @@
               <w:rPr>
                 <w:sz w:val="20"/>
               </w:rPr>
-              <w:t>İlhan AVCI (220357008)</w:t>
+              <w:t>İlhan AVCİ (220357008)</w:t>
             </w:r>
           </w:p>
         </w:tc>
